--- a/report.docx
+++ b/report.docx
@@ -15,6 +15,21 @@
           <w:bCs/>
         </w:rPr>
         <w:t>Assignment 2: Release Based Workflow in GitHub &amp; Azure Board</w:t>
+      </w:r>
+    </w:p>
+    <w:p>
+      <w:pPr>
+        <w:rPr>
+          <w:b/>
+          <w:bCs/>
+        </w:rPr>
+      </w:pPr>
+      <w:r>
+        <w:rPr>
+          <w:b/>
+          <w:bCs/>
+        </w:rPr>
+        <w:t>Group 06</w:t>
       </w:r>
     </w:p>
     <w:p/>
@@ -631,6 +646,7 @@
   <w:style w:type="character" w:default="1" w:styleId="DefaultParagraphFont">
     <w:name w:val="Default Paragraph Font"/>
     <w:uiPriority w:val="1"/>
+    <w:semiHidden/>
     <w:unhideWhenUsed/>
   </w:style>
   <w:style w:type="table" w:default="1" w:styleId="TableNormal">

--- a/report.docx
+++ b/report.docx
@@ -31,6 +31,29 @@
         </w:rPr>
         <w:t>Group 06</w:t>
       </w:r>
+    </w:p>
+    <w:p>
+      <w:pPr>
+        <w:rPr>
+          <w:b/>
+          <w:bCs/>
+        </w:rPr>
+      </w:pPr>
+      <w:r>
+        <w:rPr>
+          <w:b/>
+          <w:bCs/>
+        </w:rPr>
+        <w:t>2026</w:t>
+      </w:r>
+    </w:p>
+    <w:p>
+      <w:pPr>
+        <w:rPr>
+          <w:b/>
+          <w:bCs/>
+        </w:rPr>
+      </w:pPr>
     </w:p>
     <w:p/>
     <w:sectPr>
